--- a/lawyer/01-terms-of-service-draft.docx
+++ b/lawyer/01-terms-of-service-draft.docx
@@ -15,15 +15,12 @@
         <w:rPr>
           <w:b/>
         </w:rPr>
-        <w:t>Draft for review · Version 1.0-draft · 18 September 2026</w:t>
+        <w:t>Draft for review · Version 1.1-draft · 6 October 2026</w:t>
       </w:r>
     </w:p>
     <w:p>
       <w:r>
-        <w:rPr>
-          <w:i/>
-        </w:rPr>
-        <w:t>Draft prepared for the tester program. Have an Australian commercial lawyer review it before the public launch. Square-bracket items must be filled in before publishing.</w:t>
+        <w:t>Draft prepared for the tester program and brought up to date with the app as it stands on 6 October 2026. Square-bracket items must be filled in before publishing.</w:t>
       </w:r>
     </w:p>
     <w:p>
@@ -162,7 +159,7 @@
         <w:t>Access codes.</w:t>
       </w:r>
       <w:r>
-        <w:t xml:space="preserve"> Your tester access code is for you and your business only. Do not share it.</w:t>
+        <w:t xml:space="preserve"> Your tester access code is for you and your business only. Do not share it. After five wrong attempts the code is locked and you are emailed.</w:t>
       </w:r>
     </w:p>
     <w:p>
@@ -397,10 +394,10 @@
         <w:rPr>
           <w:b/>
         </w:rPr>
-        <w:t>Online payments.</w:t>
+        <w:t>Payments.</w:t>
       </w:r>
       <w:r>
-        <w:t xml:space="preserve"> Card payments on client links are processed by Stripe under Stripe's terms and fees. Money goes to your Stripe account, not to us. Bank-transfer payments you record yourself are your record only.</w:t>
+        <w:t xml:space="preserve"> Your clients pay you directly by bank transfer using the bank details printed on your invoices, or by any other method you record (cash, card in person, cheque). The Service does not take payments from your clients and never holds card details. Payments you record are your record only.</w:t>
       </w:r>
     </w:p>
     <w:p>
@@ -427,7 +424,7 @@
     </w:p>
     <w:p>
       <w:r>
-        <w:t>You may connect Google Drive, Google Calendar, Apple Calendar (iCloud), Gmail, Microsoft 365 or IMAP email, Twilio for SMS, and Stripe for payments. Each is governed by its provider's terms. We access them only for the purpose you connected them for (for example, storing photos in your Drive, showing your calendar, sending and receiving messages) and you can disconnect them at any time in Settings. We are not responsible for changes, outages or charges from those providers.</w:t>
+        <w:t>You may connect Google Drive or Microsoft OneDrive for file storage, Google Calendar, Apple Calendar (iCloud) or Microsoft 365 (Outlook) calendar, Gmail, Microsoft 365 or IMAP email, and Twilio for SMS. Each is governed by its provider's terms. We access them only for the purpose you connected them for (for example, storing photos in your Drive, showing your calendar, sending and receiving messages) and you can disconnect them at any time in Settings. We are not responsible for changes, outages or charges from those providers.</w:t>
       </w:r>
     </w:p>
     <w:p>
@@ -440,7 +437,7 @@
     </w:p>
     <w:p>
       <w:r>
-        <w:t>Some features use an AI model (for example the morning briefing, client summaries, quote text polishing, and, when enabled, the assistant). AI output can be wrong, incomplete or out of date. It is a draft for you to check, not advice. Do not send AI output to a client or staff member without reading it. Do not rely on it for legal, tax, safety or employment decisions. AI features only see your own workspace's data.</w:t>
+        <w:t>Some features use an AI model from Anthropic (Claude): the assistant ("Lucy"), the morning brief, client summaries and drafting text for messages and quotes. AI output can be wrong, incomplete or out of date. It is a draft for you to check, not advice. Do not send AI output to a client or staff member without reading it. Do not rely on it for legal, tax, safety or employment decisions. AI features only see your own workspace's data, and the assistant keeps only the reminders and ideas you give it. Crew members have no AI features.</w:t>
       </w:r>
     </w:p>
     <w:p>
@@ -577,7 +574,7 @@
         <w:t>Export.</w:t>
       </w:r>
       <w:r>
-        <w:t xml:space="preserve"> While your account is open you can download your quotes, invoices, credit notes and reports as PDF and your client, invoice and timesheet lists as CSV. Ask us if you need a full export.</w:t>
+        <w:t xml:space="preserve"> While your account is open you can download your quotes, invoices, credit notes, reports and signed documents as PDF, and your daily reports, timesheets and sign-in records as CSV. Ask us if you need a full export.</w:t>
       </w:r>
     </w:p>
     <w:p>
